--- a/public/data/_work-in-progress/bones-and-bargains/bones-and-bargains.docx
+++ b/public/data/_work-in-progress/bones-and-bargains/bones-and-bargains.docx
@@ -173,6 +173,9 @@
       <w:r>
         <w:t>.</w:t>
       </w:r>
+      <w:r>
+        <w:t xml:space="preserve"> </w:t>
+      </w:r>
     </w:p>
     <w:p>
       <w:pPr>
@@ -182,10 +185,34 @@
         <w:t>“</w:t>
       </w:r>
       <w:r>
-        <w:t>Listen up.</w:t>
+        <w:t>Listen up</w:t>
+      </w:r>
+      <w:r>
+        <w:t xml:space="preserve"> you worthless </w:t>
+      </w:r>
+      <w:r>
+        <w:t>criminals</w:t>
+      </w:r>
+      <w:r>
+        <w:t>.</w:t>
       </w:r>
       <w:r>
         <w:t xml:space="preserve"> Commodore Harkin’s</w:t>
+      </w:r>
+      <w:r>
+        <w:t xml:space="preserve"> made it clear:</w:t>
+      </w:r>
+      <w:r>
+        <w:t xml:space="preserve"> </w:t>
+      </w:r>
+      <w:r>
+        <w:t>there’s no backing out of this job.</w:t>
+      </w:r>
+      <w:r>
+        <w:t xml:space="preserve"> The </w:t>
+      </w:r>
+      <w:r>
+        <w:t xml:space="preserve"> </w:t>
       </w:r>
     </w:p>
     <w:p>
